--- a/Main Data/READ ME - Main Data.docx
+++ b/Main Data/READ ME - Main Data.docx
@@ -7,15 +7,18 @@
         <w:jc w:val="center"/>
       </w:pPr>
       <w:r>
-        <w:t xml:space="preserve">This document shows what files should be in this section of </w:t>
+        <w:t>This document shows what files should be in this section of Github, what the purpose of each file is, and what documents are connected to each.</w:t>
       </w:r>
-      <w:proofErr w:type="spellStart"/>
+    </w:p>
+    <w:p>
+      <w:pPr>
+        <w:jc w:val="center"/>
+      </w:pPr>
       <w:r>
-        <w:t>Github</w:t>
+        <w:t xml:space="preserve">There are no R </w:t>
       </w:r>
-      <w:proofErr w:type="spellEnd"/>
       <w:r>
-        <w:t>, what the purpose of each file is, and what documents are connected to each.</w:t>
+        <w:t>scripts in this folder. This is where the Main spreadsheets that are pulled into scripts are stored.</w:t>
       </w:r>
     </w:p>
     <w:p>
@@ -32,340 +35,185 @@
       </w:tblPr>
       <w:tblGrid>
         <w:gridCol w:w="2611"/>
-        <w:gridCol w:w="4784"/>
-        <w:gridCol w:w="4229"/>
+        <w:gridCol w:w="2209"/>
+        <w:gridCol w:w="1984"/>
+        <w:gridCol w:w="4820"/>
       </w:tblGrid>
       <w:tr>
         <w:tc>
           <w:tcPr>
-            <w:tcW w:w="2552" w:type="dxa"/>
+            <w:tcW w:w="2611" w:type="dxa"/>
             <w:shd w:val="clear" w:color="auto" w:fill="F2F2F2" w:themeFill="background1" w:themeFillShade="F2"/>
           </w:tcPr>
           <w:p>
             <w:pPr>
               <w:jc w:val="right"/>
-            </w:pPr>
-            <w:r>
-              <w:t>CTD 30m.csv</w:t>
-            </w:r>
-          </w:p>
-        </w:tc>
-        <w:tc>
-          <w:tcPr>
-            <w:tcW w:w="4820" w:type="dxa"/>
-            <w:shd w:val="clear" w:color="auto" w:fill="F2F2F2" w:themeFill="background1" w:themeFillShade="F2"/>
-          </w:tcPr>
-          <w:p>
-            <w:pPr>
-              <w:jc w:val="center"/>
-            </w:pPr>
-          </w:p>
-        </w:tc>
-        <w:tc>
-          <w:tcPr>
-            <w:tcW w:w="4252" w:type="dxa"/>
-            <w:shd w:val="clear" w:color="auto" w:fill="F2F2F2" w:themeFill="background1" w:themeFillShade="F2"/>
-          </w:tcPr>
-          <w:p>
-            <w:pPr>
-              <w:jc w:val="center"/>
-            </w:pPr>
-          </w:p>
-        </w:tc>
-      </w:tr>
-      <w:tr>
-        <w:tc>
-          <w:tcPr>
-            <w:tcW w:w="2552" w:type="dxa"/>
-          </w:tcPr>
-          <w:p>
-            <w:pPr>
-              <w:jc w:val="right"/>
-            </w:pPr>
-            <w:r>
-              <w:t>CTD Full.csv</w:t>
-            </w:r>
-          </w:p>
-        </w:tc>
-        <w:tc>
-          <w:tcPr>
-            <w:tcW w:w="4820" w:type="dxa"/>
-          </w:tcPr>
-          <w:p>
-            <w:pPr>
-              <w:jc w:val="center"/>
-            </w:pPr>
-          </w:p>
-        </w:tc>
-        <w:tc>
-          <w:tcPr>
-            <w:tcW w:w="4252" w:type="dxa"/>
-          </w:tcPr>
-          <w:p>
-            <w:pPr>
-              <w:jc w:val="center"/>
-            </w:pPr>
-          </w:p>
-        </w:tc>
-      </w:tr>
-      <w:tr>
-        <w:tc>
-          <w:tcPr>
-            <w:tcW w:w="2552" w:type="dxa"/>
-            <w:shd w:val="clear" w:color="auto" w:fill="F2F2F2" w:themeFill="background1" w:themeFillShade="F2"/>
-          </w:tcPr>
-          <w:p>
-            <w:pPr>
-              <w:jc w:val="right"/>
-            </w:pPr>
-            <w:r>
-              <w:t>CTD SST.csv</w:t>
-            </w:r>
-          </w:p>
-        </w:tc>
-        <w:tc>
-          <w:tcPr>
-            <w:tcW w:w="4820" w:type="dxa"/>
-            <w:shd w:val="clear" w:color="auto" w:fill="F2F2F2" w:themeFill="background1" w:themeFillShade="F2"/>
-          </w:tcPr>
-          <w:p>
-            <w:pPr>
-              <w:jc w:val="center"/>
-            </w:pPr>
-          </w:p>
-        </w:tc>
-        <w:tc>
-          <w:tcPr>
-            <w:tcW w:w="4252" w:type="dxa"/>
-            <w:shd w:val="clear" w:color="auto" w:fill="F2F2F2" w:themeFill="background1" w:themeFillShade="F2"/>
-          </w:tcPr>
-          <w:p>
-            <w:pPr>
-              <w:jc w:val="center"/>
-            </w:pPr>
-          </w:p>
-        </w:tc>
-      </w:tr>
-      <w:tr>
-        <w:tc>
-          <w:tcPr>
-            <w:tcW w:w="2552" w:type="dxa"/>
-          </w:tcPr>
-          <w:p>
-            <w:pPr>
-              <w:jc w:val="right"/>
-            </w:pPr>
-            <w:r>
-              <w:t>SSB Estimates.csv</w:t>
-            </w:r>
-          </w:p>
-        </w:tc>
-        <w:tc>
-          <w:tcPr>
-            <w:tcW w:w="4820" w:type="dxa"/>
-          </w:tcPr>
-          <w:p>
-            <w:pPr>
-              <w:jc w:val="center"/>
-            </w:pPr>
-          </w:p>
-        </w:tc>
-        <w:tc>
-          <w:tcPr>
-            <w:tcW w:w="4252" w:type="dxa"/>
-          </w:tcPr>
-          <w:p>
-            <w:pPr>
-              <w:jc w:val="center"/>
-            </w:pPr>
-          </w:p>
-        </w:tc>
-      </w:tr>
-      <w:tr>
-        <w:tc>
-          <w:tcPr>
-            <w:tcW w:w="2552" w:type="dxa"/>
-            <w:shd w:val="clear" w:color="auto" w:fill="F2F2F2" w:themeFill="background1" w:themeFillShade="F2"/>
-          </w:tcPr>
-          <w:p>
-            <w:pPr>
-              <w:jc w:val="right"/>
-            </w:pPr>
-            <w:r>
-              <w:t>Survey Data.csv</w:t>
-            </w:r>
-          </w:p>
-        </w:tc>
-        <w:tc>
-          <w:tcPr>
-            <w:tcW w:w="4820" w:type="dxa"/>
-            <w:shd w:val="clear" w:color="auto" w:fill="F2F2F2" w:themeFill="background1" w:themeFillShade="F2"/>
-          </w:tcPr>
-          <w:p>
-            <w:pPr>
-              <w:jc w:val="center"/>
-            </w:pPr>
-          </w:p>
-        </w:tc>
-        <w:tc>
-          <w:tcPr>
-            <w:tcW w:w="4252" w:type="dxa"/>
-            <w:shd w:val="clear" w:color="auto" w:fill="F2F2F2" w:themeFill="background1" w:themeFillShade="F2"/>
-          </w:tcPr>
-          <w:p>
-            <w:pPr>
-              <w:jc w:val="center"/>
-            </w:pPr>
-          </w:p>
-        </w:tc>
-      </w:tr>
-      <w:tr>
-        <w:tc>
-          <w:tcPr>
-            <w:tcW w:w="2552" w:type="dxa"/>
-          </w:tcPr>
-          <w:p>
-            <w:pPr>
-              <w:jc w:val="right"/>
-            </w:pPr>
-            <w:r>
-              <w:t>CTD.csv</w:t>
-            </w:r>
-          </w:p>
-        </w:tc>
-        <w:tc>
-          <w:tcPr>
-            <w:tcW w:w="4820" w:type="dxa"/>
-          </w:tcPr>
-          <w:p>
-            <w:pPr>
-              <w:jc w:val="center"/>
-            </w:pPr>
-          </w:p>
-        </w:tc>
-        <w:tc>
-          <w:tcPr>
-            <w:tcW w:w="4252" w:type="dxa"/>
-          </w:tcPr>
-          <w:p>
-            <w:pPr>
-              <w:jc w:val="center"/>
-            </w:pPr>
-          </w:p>
-        </w:tc>
-      </w:tr>
-      <w:tr>
-        <w:tc>
-          <w:tcPr>
-            <w:tcW w:w="2552" w:type="dxa"/>
-            <w:shd w:val="clear" w:color="auto" w:fill="F2F2F2" w:themeFill="background1" w:themeFillShade="F2"/>
-          </w:tcPr>
-          <w:p>
-            <w:pPr>
-              <w:jc w:val="right"/>
-            </w:pPr>
-            <w:r>
-              <w:t>LRP Data.csv</w:t>
-            </w:r>
-          </w:p>
-        </w:tc>
-        <w:tc>
-          <w:tcPr>
-            <w:tcW w:w="4820" w:type="dxa"/>
-            <w:shd w:val="clear" w:color="auto" w:fill="F2F2F2" w:themeFill="background1" w:themeFillShade="F2"/>
-          </w:tcPr>
-          <w:p>
-            <w:pPr>
-              <w:jc w:val="center"/>
-            </w:pPr>
-          </w:p>
-        </w:tc>
-        <w:tc>
-          <w:tcPr>
-            <w:tcW w:w="4252" w:type="dxa"/>
-            <w:shd w:val="clear" w:color="auto" w:fill="F2F2F2" w:themeFill="background1" w:themeFillShade="F2"/>
-          </w:tcPr>
-          <w:p>
-            <w:pPr>
-              <w:jc w:val="center"/>
-            </w:pPr>
-            <w:r>
               <w:rPr>
                 <w:b/>
                 <w:bCs/>
               </w:rPr>
-              <w:t>LRP Data:</w:t>
-            </w:r>
-          </w:p>
-          <w:p>
-            <w:r>
-              <w:t xml:space="preserve">- </w:t>
-            </w:r>
-            <w:r>
-              <w:t>2025 DFO data has GB and SI combined, so SI has turnover applied. Other years do not have this.</w:t>
-            </w:r>
-          </w:p>
-          <w:p>
-            <w:r>
-              <w:t xml:space="preserve">- </w:t>
-            </w:r>
-            <w:r>
-              <w:t>Not sure how to best combine this data, and this is skewing the Total Data markdown.</w:t>
-            </w:r>
-          </w:p>
-          <w:p>
-            <w:r>
-              <w:t xml:space="preserve">- </w:t>
-            </w:r>
-            <w:r>
-              <w:t>Where is this created?</w:t>
-            </w:r>
-          </w:p>
-          <w:p>
-            <w:r>
-              <w:t xml:space="preserve">- </w:t>
-            </w:r>
-            <w:r>
-              <w:t>Used in Total Data markdown.</w:t>
-            </w:r>
-          </w:p>
-          <w:p>
-            <w:pPr>
-              <w:jc w:val="center"/>
-            </w:pPr>
+            </w:pPr>
+            <w:r>
+              <w:rPr>
+                <w:b/>
+                <w:bCs/>
+              </w:rPr>
+              <w:t>File name</w:t>
+            </w:r>
+          </w:p>
+        </w:tc>
+        <w:tc>
+          <w:tcPr>
+            <w:tcW w:w="2209" w:type="dxa"/>
+            <w:shd w:val="clear" w:color="auto" w:fill="F2F2F2" w:themeFill="background1" w:themeFillShade="F2"/>
+          </w:tcPr>
+          <w:p>
+            <w:pPr>
+              <w:jc w:val="center"/>
+              <w:rPr>
+                <w:b/>
+                <w:bCs/>
+              </w:rPr>
+            </w:pPr>
+            <w:r>
+              <w:rPr>
+                <w:b/>
+                <w:bCs/>
+              </w:rPr>
+              <w:t>Created By</w:t>
+            </w:r>
+          </w:p>
+        </w:tc>
+        <w:tc>
+          <w:tcPr>
+            <w:tcW w:w="1984" w:type="dxa"/>
+            <w:shd w:val="clear" w:color="auto" w:fill="F2F2F2" w:themeFill="background1" w:themeFillShade="F2"/>
+          </w:tcPr>
+          <w:p>
+            <w:pPr>
+              <w:jc w:val="center"/>
+              <w:rPr>
+                <w:b/>
+                <w:bCs/>
+              </w:rPr>
+            </w:pPr>
+            <w:r>
+              <w:rPr>
+                <w:b/>
+                <w:bCs/>
+              </w:rPr>
+              <w:t>Used in</w:t>
+            </w:r>
+          </w:p>
+        </w:tc>
+        <w:tc>
+          <w:tcPr>
+            <w:tcW w:w="4820" w:type="dxa"/>
+            <w:shd w:val="clear" w:color="auto" w:fill="F2F2F2" w:themeFill="background1" w:themeFillShade="F2"/>
+          </w:tcPr>
+          <w:p>
+            <w:pPr>
+              <w:jc w:val="center"/>
+              <w:rPr>
+                <w:b/>
+                <w:bCs/>
+              </w:rPr>
+            </w:pPr>
+            <w:r>
+              <w:rPr>
+                <w:b/>
+                <w:bCs/>
+              </w:rPr>
+              <w:t>Comments</w:t>
+            </w:r>
           </w:p>
         </w:tc>
       </w:tr>
       <w:tr>
         <w:tc>
           <w:tcPr>
-            <w:tcW w:w="2552" w:type="dxa"/>
+            <w:tcW w:w="2611" w:type="dxa"/>
+            <w:shd w:val="clear" w:color="auto" w:fill="F2F2F2" w:themeFill="background1" w:themeFillShade="F2"/>
           </w:tcPr>
           <w:p>
             <w:pPr>
               <w:jc w:val="right"/>
             </w:pPr>
             <w:r>
-              <w:t>TaggingEvents.csv</w:t>
+              <w:t>CTD 30m.csv</w:t>
+            </w:r>
+          </w:p>
+        </w:tc>
+        <w:tc>
+          <w:tcPr>
+            <w:tcW w:w="2209" w:type="dxa"/>
+            <w:shd w:val="clear" w:color="auto" w:fill="F2F2F2" w:themeFill="background1" w:themeFillShade="F2"/>
+          </w:tcPr>
+          <w:p>
+            <w:pPr>
+              <w:jc w:val="center"/>
+            </w:pPr>
+            <w:r>
+              <w:t>Update Data.R</w:t>
+            </w:r>
+          </w:p>
+        </w:tc>
+        <w:tc>
+          <w:tcPr>
+            <w:tcW w:w="1984" w:type="dxa"/>
+            <w:shd w:val="clear" w:color="auto" w:fill="F2F2F2" w:themeFill="background1" w:themeFillShade="F2"/>
+          </w:tcPr>
+          <w:p>
+            <w:pPr>
+              <w:jc w:val="center"/>
+            </w:pPr>
+            <w:r>
+              <w:t>Update Data.R</w:t>
             </w:r>
           </w:p>
         </w:tc>
         <w:tc>
           <w:tcPr>
             <w:tcW w:w="4820" w:type="dxa"/>
-          </w:tcPr>
-          <w:p>
-            <w:pPr>
-              <w:jc w:val="center"/>
-            </w:pPr>
-          </w:p>
-        </w:tc>
-        <w:tc>
-          <w:tcPr>
-            <w:tcW w:w="4252" w:type="dxa"/>
-          </w:tcPr>
-          <w:p>
-            <w:pPr>
+            <w:shd w:val="clear" w:color="auto" w:fill="F2F2F2" w:themeFill="background1" w:themeFillShade="F2"/>
+          </w:tcPr>
+          <w:p>
+            <w:pPr>
+              <w:jc w:val="center"/>
+            </w:pPr>
+            <w:r>
+              <w:t xml:space="preserve">One sample from each </w:t>
+            </w:r>
+            <w:r>
+              <w:t>CTD cast. Doesn’t have the actual</w:t>
+            </w:r>
+            <w:r>
+              <w:t xml:space="preserve"> depth, but should be the sample at 30m or average of between x and x.</w:t>
+            </w:r>
+          </w:p>
+          <w:p>
+            <w:pPr>
+              <w:pStyle w:val="ListParagraph"/>
+              <w:numPr>
+                <w:ilvl w:val="0"/>
+                <w:numId w:val="6"/>
+              </w:numPr>
+              <w:jc w:val="center"/>
+            </w:pPr>
+            <w:r>
+              <w:t>Code where this is created should show</w:t>
+            </w:r>
+            <w:r>
+              <w:t xml:space="preserve"> exactly what it was.</w:t>
+            </w:r>
+          </w:p>
+          <w:p>
+            <w:pPr>
+              <w:pStyle w:val="ListParagraph"/>
+              <w:numPr>
+                <w:ilvl w:val="0"/>
+                <w:numId w:val="6"/>
+              </w:numPr>
               <w:jc w:val="center"/>
             </w:pPr>
           </w:p>
@@ -374,147 +222,286 @@
       <w:tr>
         <w:tc>
           <w:tcPr>
-            <w:tcW w:w="2552" w:type="dxa"/>
-            <w:shd w:val="clear" w:color="auto" w:fill="F2F2F2" w:themeFill="background1" w:themeFillShade="F2"/>
+            <w:tcW w:w="2611" w:type="dxa"/>
           </w:tcPr>
           <w:p>
             <w:pPr>
               <w:jc w:val="right"/>
             </w:pPr>
             <w:r>
-              <w:t>Total Fat Data.csv</w:t>
+              <w:t>CTD Full.csv</w:t>
+            </w:r>
+          </w:p>
+        </w:tc>
+        <w:tc>
+          <w:tcPr>
+            <w:tcW w:w="2209" w:type="dxa"/>
+          </w:tcPr>
+          <w:p>
+            <w:pPr>
+              <w:jc w:val="center"/>
+            </w:pPr>
+            <w:r>
+              <w:t>Update Data.R</w:t>
+            </w:r>
+          </w:p>
+        </w:tc>
+        <w:tc>
+          <w:tcPr>
+            <w:tcW w:w="1984" w:type="dxa"/>
+          </w:tcPr>
+          <w:p>
+            <w:pPr>
+              <w:jc w:val="center"/>
+            </w:pPr>
+            <w:r>
+              <w:t>Update Data.R</w:t>
             </w:r>
           </w:p>
         </w:tc>
         <w:tc>
           <w:tcPr>
             <w:tcW w:w="4820" w:type="dxa"/>
-            <w:shd w:val="clear" w:color="auto" w:fill="F2F2F2" w:themeFill="background1" w:themeFillShade="F2"/>
-          </w:tcPr>
-          <w:p>
-            <w:pPr>
-              <w:jc w:val="center"/>
-            </w:pPr>
-          </w:p>
-        </w:tc>
-        <w:tc>
-          <w:tcPr>
-            <w:tcW w:w="4252" w:type="dxa"/>
-            <w:shd w:val="clear" w:color="auto" w:fill="F2F2F2" w:themeFill="background1" w:themeFillShade="F2"/>
-          </w:tcPr>
-          <w:p>
-            <w:pPr>
-              <w:jc w:val="center"/>
-            </w:pPr>
+          </w:tcPr>
+          <w:p>
+            <w:pPr>
+              <w:jc w:val="center"/>
+            </w:pPr>
+            <w:r>
+              <w:t xml:space="preserve">All the samples from each CTD cast. </w:t>
+            </w:r>
+          </w:p>
+          <w:p>
+            <w:pPr>
+              <w:jc w:val="center"/>
+            </w:pPr>
+            <w:r>
+              <w:t>In box is within the CTD box (stated in surveys)</w:t>
+            </w:r>
+            <w:r>
+              <w:t>. 1 = in the box, 0 = out of the box.</w:t>
+            </w:r>
           </w:p>
         </w:tc>
       </w:tr>
       <w:tr>
         <w:tc>
           <w:tcPr>
-            <w:tcW w:w="2552" w:type="dxa"/>
+            <w:tcW w:w="2611" w:type="dxa"/>
+            <w:shd w:val="clear" w:color="auto" w:fill="F2F2F2" w:themeFill="background1" w:themeFillShade="F2"/>
           </w:tcPr>
           <w:p>
             <w:pPr>
               <w:jc w:val="right"/>
             </w:pPr>
             <w:r>
-              <w:t>Full Larval.csv</w:t>
+              <w:t>CTD SST.csv</w:t>
+            </w:r>
+          </w:p>
+        </w:tc>
+        <w:tc>
+          <w:tcPr>
+            <w:tcW w:w="2209" w:type="dxa"/>
+            <w:shd w:val="clear" w:color="auto" w:fill="F2F2F2" w:themeFill="background1" w:themeFillShade="F2"/>
+          </w:tcPr>
+          <w:p>
+            <w:pPr>
+              <w:jc w:val="center"/>
+            </w:pPr>
+            <w:r>
+              <w:t>Update Data.R</w:t>
+            </w:r>
+          </w:p>
+        </w:tc>
+        <w:tc>
+          <w:tcPr>
+            <w:tcW w:w="1984" w:type="dxa"/>
+            <w:shd w:val="clear" w:color="auto" w:fill="F2F2F2" w:themeFill="background1" w:themeFillShade="F2"/>
+          </w:tcPr>
+          <w:p>
+            <w:pPr>
+              <w:jc w:val="center"/>
+            </w:pPr>
+            <w:r>
+              <w:t>Update Data.R</w:t>
             </w:r>
           </w:p>
         </w:tc>
         <w:tc>
           <w:tcPr>
             <w:tcW w:w="4820" w:type="dxa"/>
-          </w:tcPr>
-          <w:p>
-            <w:pPr>
-              <w:jc w:val="center"/>
-            </w:pPr>
-          </w:p>
-        </w:tc>
-        <w:tc>
-          <w:tcPr>
-            <w:tcW w:w="4252" w:type="dxa"/>
-          </w:tcPr>
-          <w:p>
-            <w:pPr>
-              <w:jc w:val="center"/>
-            </w:pPr>
+            <w:shd w:val="clear" w:color="auto" w:fill="F2F2F2" w:themeFill="background1" w:themeFillShade="F2"/>
+          </w:tcPr>
+          <w:p>
+            <w:pPr>
+              <w:jc w:val="center"/>
+            </w:pPr>
+            <w:r>
+              <w:t xml:space="preserve">One sample from each cast. </w:t>
+            </w:r>
+          </w:p>
+          <w:p>
+            <w:pPr>
+              <w:jc w:val="center"/>
+            </w:pPr>
+            <w:r>
+              <w:t>Sea Surface temp – confirm with source how this is calculated.</w:t>
+            </w:r>
+          </w:p>
+          <w:p>
+            <w:pPr>
+              <w:jc w:val="center"/>
+            </w:pPr>
+            <w:r>
+              <w:t>Count = ??</w:t>
+            </w:r>
           </w:p>
         </w:tc>
       </w:tr>
       <w:tr>
         <w:tc>
           <w:tcPr>
-            <w:tcW w:w="2552" w:type="dxa"/>
-            <w:shd w:val="clear" w:color="auto" w:fill="F2F2F2" w:themeFill="background1" w:themeFillShade="F2"/>
+            <w:tcW w:w="2611" w:type="dxa"/>
           </w:tcPr>
           <w:p>
             <w:pPr>
               <w:jc w:val="right"/>
             </w:pPr>
             <w:r>
-              <w:t>Full Larval Jan 2025.csv</w:t>
-            </w:r>
-          </w:p>
+              <w:t>SSB Estimates.csv</w:t>
+            </w:r>
+          </w:p>
+        </w:tc>
+        <w:tc>
+          <w:tcPr>
+            <w:tcW w:w="2209" w:type="dxa"/>
+          </w:tcPr>
+          <w:p>
+            <w:pPr>
+              <w:jc w:val="center"/>
+            </w:pPr>
+            <w:r>
+              <w:t>HSC numbers from Update Data script.</w:t>
+            </w:r>
+          </w:p>
+          <w:p>
+            <w:pPr>
+              <w:jc w:val="center"/>
+            </w:pPr>
+            <w:r>
+              <w:t>DFO numbers manually input</w:t>
+            </w:r>
+            <w:r>
+              <w:t xml:space="preserve"> from Acoustic survey document.</w:t>
+            </w:r>
+          </w:p>
+        </w:tc>
+        <w:tc>
+          <w:tcPr>
+            <w:tcW w:w="1984" w:type="dxa"/>
+          </w:tcPr>
+          <w:p>
+            <w:r>
+              <w:t>Update Data.R</w:t>
+            </w:r>
+          </w:p>
+          <w:p/>
         </w:tc>
         <w:tc>
           <w:tcPr>
             <w:tcW w:w="4820" w:type="dxa"/>
-            <w:shd w:val="clear" w:color="auto" w:fill="F2F2F2" w:themeFill="background1" w:themeFillShade="F2"/>
-          </w:tcPr>
-          <w:p>
-            <w:pPr>
-              <w:jc w:val="center"/>
-            </w:pPr>
-          </w:p>
-        </w:tc>
-        <w:tc>
-          <w:tcPr>
-            <w:tcW w:w="4252" w:type="dxa"/>
-            <w:shd w:val="clear" w:color="auto" w:fill="F2F2F2" w:themeFill="background1" w:themeFillShade="F2"/>
-          </w:tcPr>
-          <w:p>
-            <w:pPr>
-              <w:jc w:val="center"/>
-            </w:pPr>
+          </w:tcPr>
+          <w:p>
+            <w:pPr>
+              <w:jc w:val="center"/>
+            </w:pPr>
+            <w:r>
+              <w:t>Spawning Stock Biomass</w:t>
+            </w:r>
+          </w:p>
+          <w:p>
+            <w:pPr>
+              <w:jc w:val="center"/>
+            </w:pPr>
+            <w:r>
+              <w:t>2025 German Bank numbers include Seal Island. Pre-2025</w:t>
+            </w:r>
+            <w:r>
+              <w:t xml:space="preserve"> Seal Island was not included in the index.</w:t>
+            </w:r>
           </w:p>
         </w:tc>
       </w:tr>
       <w:tr>
         <w:tc>
           <w:tcPr>
-            <w:tcW w:w="2552" w:type="dxa"/>
+            <w:tcW w:w="2611" w:type="dxa"/>
+            <w:shd w:val="clear" w:color="auto" w:fill="F2F2F2" w:themeFill="background1" w:themeFillShade="F2"/>
           </w:tcPr>
           <w:p>
             <w:pPr>
               <w:jc w:val="right"/>
             </w:pPr>
-            <w:proofErr w:type="spellStart"/>
-            <w:r>
-              <w:t>LarvalSum</w:t>
-            </w:r>
-            <w:proofErr w:type="spellEnd"/>
-            <w:r>
-              <w:t xml:space="preserve"> 2025.csv</w:t>
+            <w:r>
+              <w:t>Survey Data.csv</w:t>
+            </w:r>
+          </w:p>
+        </w:tc>
+        <w:tc>
+          <w:tcPr>
+            <w:tcW w:w="2209" w:type="dxa"/>
+            <w:shd w:val="clear" w:color="auto" w:fill="F2F2F2" w:themeFill="background1" w:themeFillShade="F2"/>
+          </w:tcPr>
+          <w:p>
+            <w:pPr>
+              <w:jc w:val="center"/>
+            </w:pPr>
+            <w:r>
+              <w:t>Update Data.R</w:t>
+            </w:r>
+          </w:p>
+        </w:tc>
+        <w:tc>
+          <w:tcPr>
+            <w:tcW w:w="1984" w:type="dxa"/>
+            <w:shd w:val="clear" w:color="auto" w:fill="F2F2F2" w:themeFill="background1" w:themeFillShade="F2"/>
+          </w:tcPr>
+          <w:p>
+            <w:pPr>
+              <w:jc w:val="center"/>
+            </w:pPr>
+            <w:r>
+              <w:t>Update Data.R</w:t>
             </w:r>
           </w:p>
         </w:tc>
         <w:tc>
           <w:tcPr>
             <w:tcW w:w="4820" w:type="dxa"/>
-          </w:tcPr>
-          <w:p>
-            <w:pPr>
-              <w:jc w:val="center"/>
-            </w:pPr>
-          </w:p>
-        </w:tc>
-        <w:tc>
-          <w:tcPr>
-            <w:tcW w:w="4252" w:type="dxa"/>
-          </w:tcPr>
+            <w:shd w:val="clear" w:color="auto" w:fill="F2F2F2" w:themeFill="background1" w:themeFillShade="F2"/>
+          </w:tcPr>
+          <w:p>
+            <w:pPr>
+              <w:jc w:val="center"/>
+            </w:pPr>
+            <w:r>
+              <w:t>All survey data</w:t>
+            </w:r>
+            <w:r>
+              <w:t xml:space="preserve"> compiled in one </w:t>
+            </w:r>
+            <w:r>
+              <w:t>data frame.</w:t>
+            </w:r>
+          </w:p>
+          <w:p>
+            <w:pPr>
+              <w:jc w:val="center"/>
+            </w:pPr>
+            <w:r>
+              <w:t xml:space="preserve">Is this a copy from Source Data? </w:t>
+            </w:r>
+          </w:p>
           <w:p>
             <w:pPr>
               <w:jc w:val="center"/>
@@ -525,142 +512,235 @@
       <w:tr>
         <w:tc>
           <w:tcPr>
-            <w:tcW w:w="2552" w:type="dxa"/>
-            <w:shd w:val="clear" w:color="auto" w:fill="F2F2F2" w:themeFill="background1" w:themeFillShade="F2"/>
+            <w:tcW w:w="2611" w:type="dxa"/>
           </w:tcPr>
           <w:p>
             <w:pPr>
               <w:jc w:val="right"/>
             </w:pPr>
             <w:r>
-              <w:t>LarvalSum.csv</w:t>
-            </w:r>
+              <w:t>CTD.csv</w:t>
+            </w:r>
+          </w:p>
+        </w:tc>
+        <w:tc>
+          <w:tcPr>
+            <w:tcW w:w="2209" w:type="dxa"/>
+          </w:tcPr>
+          <w:p>
+            <w:pPr>
+              <w:jc w:val="center"/>
+            </w:pPr>
+          </w:p>
+        </w:tc>
+        <w:tc>
+          <w:tcPr>
+            <w:tcW w:w="1984" w:type="dxa"/>
+          </w:tcPr>
+          <w:p>
+            <w:pPr>
+              <w:jc w:val="center"/>
+            </w:pPr>
           </w:p>
         </w:tc>
         <w:tc>
           <w:tcPr>
             <w:tcW w:w="4820" w:type="dxa"/>
-            <w:shd w:val="clear" w:color="auto" w:fill="F2F2F2" w:themeFill="background1" w:themeFillShade="F2"/>
-          </w:tcPr>
-          <w:p>
-            <w:pPr>
-              <w:jc w:val="center"/>
-            </w:pPr>
-          </w:p>
-        </w:tc>
-        <w:tc>
-          <w:tcPr>
-            <w:tcW w:w="4252" w:type="dxa"/>
-            <w:shd w:val="clear" w:color="auto" w:fill="F2F2F2" w:themeFill="background1" w:themeFillShade="F2"/>
-          </w:tcPr>
-          <w:p>
-            <w:pPr>
-              <w:jc w:val="center"/>
-            </w:pPr>
+          </w:tcPr>
+          <w:p>
+            <w:pPr>
+              <w:jc w:val="center"/>
+            </w:pPr>
+            <w:r>
+              <w:t>Full CTD data from 2017 – 2022.</w:t>
+            </w:r>
+          </w:p>
+          <w:p>
+            <w:pPr>
+              <w:jc w:val="center"/>
+            </w:pPr>
+            <w:r>
+              <w:t>Can be put into ‘out of date/Old spreadsheets/No longer used’ folder?</w:t>
+            </w:r>
           </w:p>
         </w:tc>
       </w:tr>
       <w:tr>
         <w:tc>
           <w:tcPr>
-            <w:tcW w:w="2552" w:type="dxa"/>
+            <w:tcW w:w="2611" w:type="dxa"/>
+            <w:shd w:val="clear" w:color="auto" w:fill="F2F2F2" w:themeFill="background1" w:themeFillShade="F2"/>
           </w:tcPr>
           <w:p>
             <w:pPr>
               <w:jc w:val="right"/>
             </w:pPr>
             <w:r>
-              <w:t>Full Larval – Before Jan 2025 adjustment.csv</w:t>
+              <w:t>LRP Data.csv</w:t>
+            </w:r>
+          </w:p>
+        </w:tc>
+        <w:tc>
+          <w:tcPr>
+            <w:tcW w:w="2209" w:type="dxa"/>
+            <w:shd w:val="clear" w:color="auto" w:fill="F2F2F2" w:themeFill="background1" w:themeFillShade="F2"/>
+          </w:tcPr>
+          <w:p/>
+          <w:p/>
+        </w:tc>
+        <w:tc>
+          <w:tcPr>
+            <w:tcW w:w="1984" w:type="dxa"/>
+            <w:shd w:val="clear" w:color="auto" w:fill="F2F2F2" w:themeFill="background1" w:themeFillShade="F2"/>
+          </w:tcPr>
+          <w:p>
+            <w:r>
+              <w:t>Total Data.</w:t>
+            </w:r>
+            <w:r>
+              <w:t>R</w:t>
             </w:r>
           </w:p>
         </w:tc>
         <w:tc>
           <w:tcPr>
             <w:tcW w:w="4820" w:type="dxa"/>
-          </w:tcPr>
-          <w:p>
-            <w:pPr>
-              <w:jc w:val="center"/>
-            </w:pPr>
-          </w:p>
-        </w:tc>
-        <w:tc>
-          <w:tcPr>
-            <w:tcW w:w="4252" w:type="dxa"/>
-          </w:tcPr>
-          <w:p>
-            <w:pPr>
-              <w:jc w:val="center"/>
-            </w:pPr>
-          </w:p>
+            <w:shd w:val="clear" w:color="auto" w:fill="F2F2F2" w:themeFill="background1" w:themeFillShade="F2"/>
+          </w:tcPr>
+          <w:p>
+            <w:r>
+              <w:t>2025 DFO data has GB and SI combined, so SI has turnover applied. Other years do not have this.</w:t>
+            </w:r>
+          </w:p>
+          <w:p>
+            <w:r>
+              <w:t xml:space="preserve">- </w:t>
+            </w:r>
+            <w:r>
+              <w:t>Not sure how to best combine this data, and this is skewing the Total Data markdown.</w:t>
+            </w:r>
+          </w:p>
+          <w:p/>
         </w:tc>
       </w:tr>
       <w:tr>
         <w:tc>
           <w:tcPr>
-            <w:tcW w:w="2552" w:type="dxa"/>
-            <w:shd w:val="clear" w:color="auto" w:fill="F2F2F2" w:themeFill="background1" w:themeFillShade="F2"/>
+            <w:tcW w:w="2611" w:type="dxa"/>
           </w:tcPr>
           <w:p>
             <w:pPr>
               <w:jc w:val="right"/>
             </w:pPr>
             <w:r>
-              <w:t>NAFO_subunites.csv</w:t>
-            </w:r>
+              <w:t>TaggingEvents.csv</w:t>
+            </w:r>
+          </w:p>
+        </w:tc>
+        <w:tc>
+          <w:tcPr>
+            <w:tcW w:w="2209" w:type="dxa"/>
+          </w:tcPr>
+          <w:p>
+            <w:pPr>
+              <w:jc w:val="center"/>
+            </w:pPr>
+          </w:p>
+        </w:tc>
+        <w:tc>
+          <w:tcPr>
+            <w:tcW w:w="1984" w:type="dxa"/>
+          </w:tcPr>
+          <w:p>
+            <w:pPr>
+              <w:jc w:val="center"/>
+            </w:pPr>
           </w:p>
         </w:tc>
         <w:tc>
           <w:tcPr>
             <w:tcW w:w="4820" w:type="dxa"/>
-            <w:shd w:val="clear" w:color="auto" w:fill="F2F2F2" w:themeFill="background1" w:themeFillShade="F2"/>
-          </w:tcPr>
-          <w:p>
-            <w:pPr>
-              <w:jc w:val="center"/>
-            </w:pPr>
-          </w:p>
-        </w:tc>
-        <w:tc>
-          <w:tcPr>
-            <w:tcW w:w="4252" w:type="dxa"/>
-            <w:shd w:val="clear" w:color="auto" w:fill="F2F2F2" w:themeFill="background1" w:themeFillShade="F2"/>
-          </w:tcPr>
-          <w:p>
-            <w:pPr>
-              <w:jc w:val="center"/>
-            </w:pPr>
+          </w:tcPr>
+          <w:p>
+            <w:pPr>
+              <w:jc w:val="center"/>
+            </w:pPr>
+            <w:r>
+              <w:t>All tags deployed since 2016</w:t>
+            </w:r>
+            <w:r>
+              <w:t>, NOT tag returns.</w:t>
+            </w:r>
+          </w:p>
+          <w:p>
+            <w:pPr>
+              <w:jc w:val="center"/>
+            </w:pPr>
+            <w:r>
+              <w:t>Looks like there are two copies, one in Main Data and one in Source Data. Is this a backup copy?</w:t>
+            </w:r>
           </w:p>
         </w:tc>
       </w:tr>
       <w:tr>
         <w:tc>
           <w:tcPr>
-            <w:tcW w:w="2552" w:type="dxa"/>
+            <w:tcW w:w="2611" w:type="dxa"/>
+            <w:shd w:val="clear" w:color="auto" w:fill="F2F2F2" w:themeFill="background1" w:themeFillShade="F2"/>
           </w:tcPr>
           <w:p>
             <w:pPr>
               <w:jc w:val="right"/>
             </w:pPr>
             <w:r>
-              <w:t>LarvalWithReplicates.csv</w:t>
+              <w:t>Total Fat Data.csv</w:t>
+            </w:r>
+          </w:p>
+        </w:tc>
+        <w:tc>
+          <w:tcPr>
+            <w:tcW w:w="2209" w:type="dxa"/>
+            <w:shd w:val="clear" w:color="auto" w:fill="F2F2F2" w:themeFill="background1" w:themeFillShade="F2"/>
+          </w:tcPr>
+          <w:p>
+            <w:pPr>
+              <w:jc w:val="center"/>
+            </w:pPr>
+            <w:r>
+              <w:t>Total Data.R</w:t>
+            </w:r>
+          </w:p>
+        </w:tc>
+        <w:tc>
+          <w:tcPr>
+            <w:tcW w:w="1984" w:type="dxa"/>
+            <w:shd w:val="clear" w:color="auto" w:fill="F2F2F2" w:themeFill="background1" w:themeFillShade="F2"/>
+          </w:tcPr>
+          <w:p>
+            <w:pPr>
+              <w:jc w:val="center"/>
+            </w:pPr>
+            <w:r>
+              <w:t>Total Data.R</w:t>
             </w:r>
           </w:p>
         </w:tc>
         <w:tc>
           <w:tcPr>
             <w:tcW w:w="4820" w:type="dxa"/>
-          </w:tcPr>
-          <w:p>
-            <w:pPr>
-              <w:jc w:val="center"/>
-            </w:pPr>
-          </w:p>
-        </w:tc>
-        <w:tc>
-          <w:tcPr>
-            <w:tcW w:w="4252" w:type="dxa"/>
-          </w:tcPr>
+            <w:shd w:val="clear" w:color="auto" w:fill="F2F2F2" w:themeFill="background1" w:themeFillShade="F2"/>
+          </w:tcPr>
+          <w:p>
+            <w:pPr>
+              <w:jc w:val="center"/>
+            </w:pPr>
+            <w:r>
+              <w:t xml:space="preserve">Weight at Age not present </w:t>
+            </w:r>
+            <w:r>
+              <w:t>2022 onwards.</w:t>
+            </w:r>
+          </w:p>
           <w:p>
             <w:pPr>
               <w:jc w:val="center"/>
@@ -671,292 +751,862 @@
       <w:tr>
         <w:tc>
           <w:tcPr>
-            <w:tcW w:w="2552" w:type="dxa"/>
-            <w:shd w:val="clear" w:color="auto" w:fill="F2F2F2" w:themeFill="background1" w:themeFillShade="F2"/>
+            <w:tcW w:w="2611" w:type="dxa"/>
           </w:tcPr>
           <w:p>
             <w:pPr>
               <w:jc w:val="right"/>
             </w:pPr>
             <w:r>
-              <w:t>timGrounds.csv</w:t>
+              <w:t>Full Larval.csv</w:t>
+            </w:r>
+          </w:p>
+        </w:tc>
+        <w:tc>
+          <w:tcPr>
+            <w:tcW w:w="2209" w:type="dxa"/>
+          </w:tcPr>
+          <w:p>
+            <w:pPr>
+              <w:jc w:val="center"/>
+            </w:pPr>
+          </w:p>
+        </w:tc>
+        <w:tc>
+          <w:tcPr>
+            <w:tcW w:w="1984" w:type="dxa"/>
+          </w:tcPr>
+          <w:p>
+            <w:pPr>
+              <w:jc w:val="center"/>
+            </w:pPr>
+            <w:r>
+              <w:t>Update Data.R</w:t>
             </w:r>
           </w:p>
         </w:tc>
         <w:tc>
           <w:tcPr>
             <w:tcW w:w="4820" w:type="dxa"/>
-            <w:shd w:val="clear" w:color="auto" w:fill="F2F2F2" w:themeFill="background1" w:themeFillShade="F2"/>
-          </w:tcPr>
-          <w:p>
-            <w:pPr>
-              <w:jc w:val="center"/>
-            </w:pPr>
-          </w:p>
-        </w:tc>
-        <w:tc>
-          <w:tcPr>
-            <w:tcW w:w="4252" w:type="dxa"/>
-            <w:shd w:val="clear" w:color="auto" w:fill="F2F2F2" w:themeFill="background1" w:themeFillShade="F2"/>
-          </w:tcPr>
-          <w:p>
-            <w:pPr>
-              <w:jc w:val="center"/>
-            </w:pPr>
+          </w:tcPr>
+          <w:p>
+            <w:pPr>
+              <w:jc w:val="center"/>
+            </w:pPr>
+            <w:r>
+              <w:t>All Larval information.</w:t>
+            </w:r>
+            <w:r>
+              <w:t xml:space="preserve"> Includes some CTD info.</w:t>
+            </w:r>
+          </w:p>
+          <w:p>
+            <w:pPr>
+              <w:jc w:val="center"/>
+            </w:pPr>
+            <w:r>
+              <w:lastRenderedPageBreak/>
+              <w:t>2022 was the year Darren was going to work on then left. Tracey never trained in it, so wasn’t measured.</w:t>
+            </w:r>
           </w:p>
         </w:tc>
       </w:tr>
       <w:tr>
         <w:tc>
           <w:tcPr>
-            <w:tcW w:w="2552" w:type="dxa"/>
+            <w:tcW w:w="2611" w:type="dxa"/>
+            <w:shd w:val="clear" w:color="auto" w:fill="F2F2F2" w:themeFill="background1" w:themeFillShade="F2"/>
           </w:tcPr>
           <w:p>
             <w:pPr>
               <w:jc w:val="right"/>
             </w:pPr>
             <w:r>
-              <w:t>WeightAtAge.csv</w:t>
+              <w:lastRenderedPageBreak/>
+              <w:t>Full Larval Jan 2025.csv</w:t>
+            </w:r>
+          </w:p>
+        </w:tc>
+        <w:tc>
+          <w:tcPr>
+            <w:tcW w:w="2209" w:type="dxa"/>
+            <w:shd w:val="clear" w:color="auto" w:fill="F2F2F2" w:themeFill="background1" w:themeFillShade="F2"/>
+          </w:tcPr>
+          <w:p>
+            <w:pPr>
+              <w:jc w:val="center"/>
+            </w:pPr>
+          </w:p>
+        </w:tc>
+        <w:tc>
+          <w:tcPr>
+            <w:tcW w:w="1984" w:type="dxa"/>
+            <w:shd w:val="clear" w:color="auto" w:fill="F2F2F2" w:themeFill="background1" w:themeFillShade="F2"/>
+          </w:tcPr>
+          <w:p>
+            <w:pPr>
+              <w:jc w:val="center"/>
+            </w:pPr>
+            <w:r>
+              <w:t>Total Data.R</w:t>
             </w:r>
           </w:p>
         </w:tc>
         <w:tc>
           <w:tcPr>
             <w:tcW w:w="4820" w:type="dxa"/>
-          </w:tcPr>
-          <w:p>
-            <w:pPr>
-              <w:jc w:val="center"/>
-            </w:pPr>
-          </w:p>
-        </w:tc>
-        <w:tc>
-          <w:tcPr>
-            <w:tcW w:w="4252" w:type="dxa"/>
-          </w:tcPr>
-          <w:p>
-            <w:pPr>
-              <w:jc w:val="center"/>
-            </w:pPr>
+            <w:shd w:val="clear" w:color="auto" w:fill="F2F2F2" w:themeFill="background1" w:themeFillShade="F2"/>
+          </w:tcPr>
+          <w:p>
+            <w:pPr>
+              <w:jc w:val="center"/>
+            </w:pPr>
+            <w:r>
+              <w:t>Spreadsheet saved in 2025.</w:t>
+            </w:r>
+          </w:p>
+          <w:p>
+            <w:pPr>
+              <w:jc w:val="center"/>
+            </w:pPr>
+            <w:r>
+              <w:t xml:space="preserve">2017 </w:t>
+            </w:r>
+            <w:r>
+              <w:t>–</w:t>
+            </w:r>
+            <w:r>
+              <w:t xml:space="preserve"> 2021</w:t>
+            </w:r>
+            <w:r>
+              <w:t>.</w:t>
+            </w:r>
+          </w:p>
+          <w:p>
+            <w:pPr>
+              <w:jc w:val="center"/>
+            </w:pPr>
+            <w:r>
+              <w:t xml:space="preserve">2022 was the year Darren was going to work on then left. Tracey never trained in it, so wasn’t </w:t>
+            </w:r>
+            <w:r>
+              <w:t>measured.</w:t>
+            </w:r>
           </w:p>
         </w:tc>
       </w:tr>
       <w:tr>
         <w:tc>
           <w:tcPr>
-            <w:tcW w:w="2552" w:type="dxa"/>
-            <w:shd w:val="clear" w:color="auto" w:fill="F2F2F2" w:themeFill="background1" w:themeFillShade="F2"/>
+            <w:tcW w:w="2611" w:type="dxa"/>
           </w:tcPr>
           <w:p>
             <w:pPr>
               <w:jc w:val="right"/>
             </w:pPr>
             <w:r>
-              <w:t>Performance Total.csv</w:t>
+              <w:t>LarvalSum 2025.csv</w:t>
+            </w:r>
+          </w:p>
+        </w:tc>
+        <w:tc>
+          <w:tcPr>
+            <w:tcW w:w="2209" w:type="dxa"/>
+          </w:tcPr>
+          <w:p>
+            <w:pPr>
+              <w:jc w:val="center"/>
+            </w:pPr>
+          </w:p>
+        </w:tc>
+        <w:tc>
+          <w:tcPr>
+            <w:tcW w:w="1984" w:type="dxa"/>
+          </w:tcPr>
+          <w:p>
+            <w:pPr>
+              <w:jc w:val="center"/>
+            </w:pPr>
+            <w:r>
+              <w:t>Total Data.R</w:t>
             </w:r>
           </w:p>
         </w:tc>
         <w:tc>
           <w:tcPr>
             <w:tcW w:w="4820" w:type="dxa"/>
-            <w:shd w:val="clear" w:color="auto" w:fill="F2F2F2" w:themeFill="background1" w:themeFillShade="F2"/>
-          </w:tcPr>
-          <w:p>
-            <w:pPr>
-              <w:jc w:val="center"/>
-            </w:pPr>
-          </w:p>
-        </w:tc>
-        <w:tc>
-          <w:tcPr>
-            <w:tcW w:w="4252" w:type="dxa"/>
-            <w:shd w:val="clear" w:color="auto" w:fill="F2F2F2" w:themeFill="background1" w:themeFillShade="F2"/>
-          </w:tcPr>
-          <w:p>
-            <w:pPr>
-              <w:jc w:val="center"/>
-            </w:pPr>
+          </w:tcPr>
+          <w:p>
+            <w:pPr>
+              <w:jc w:val="center"/>
+            </w:pPr>
+            <w:r>
+              <w:t>Spreadsheet saved in 2025.</w:t>
+            </w:r>
+          </w:p>
+          <w:p>
+            <w:pPr>
+              <w:jc w:val="center"/>
+            </w:pPr>
+            <w:r>
+              <w:t xml:space="preserve">2017 </w:t>
+            </w:r>
+            <w:r>
+              <w:t>–</w:t>
+            </w:r>
+            <w:r>
+              <w:t xml:space="preserve"> 2021</w:t>
+            </w:r>
+            <w:r>
+              <w:t>.</w:t>
+            </w:r>
+          </w:p>
+          <w:p>
+            <w:pPr>
+              <w:jc w:val="center"/>
+            </w:pPr>
+            <w:r>
+              <w:t>2022 was the year Darren was going to work on then left. Tracey never trained in it, so wasn’t measured.</w:t>
+            </w:r>
           </w:p>
         </w:tc>
       </w:tr>
       <w:tr>
         <w:tc>
           <w:tcPr>
-            <w:tcW w:w="2552" w:type="dxa"/>
+            <w:tcW w:w="2611" w:type="dxa"/>
+            <w:shd w:val="clear" w:color="auto" w:fill="F2F2F2" w:themeFill="background1" w:themeFillShade="F2"/>
           </w:tcPr>
           <w:p>
             <w:pPr>
               <w:jc w:val="right"/>
             </w:pPr>
             <w:r>
-              <w:t>Biomass SST.csv</w:t>
-            </w:r>
+              <w:t>LarvalSum.csv</w:t>
+            </w:r>
+          </w:p>
+        </w:tc>
+        <w:tc>
+          <w:tcPr>
+            <w:tcW w:w="2209" w:type="dxa"/>
+            <w:shd w:val="clear" w:color="auto" w:fill="F2F2F2" w:themeFill="background1" w:themeFillShade="F2"/>
+          </w:tcPr>
+          <w:p>
+            <w:pPr>
+              <w:jc w:val="center"/>
+            </w:pPr>
+          </w:p>
+        </w:tc>
+        <w:tc>
+          <w:tcPr>
+            <w:tcW w:w="1984" w:type="dxa"/>
+            <w:shd w:val="clear" w:color="auto" w:fill="F2F2F2" w:themeFill="background1" w:themeFillShade="F2"/>
+          </w:tcPr>
+          <w:p>
+            <w:pPr>
+              <w:jc w:val="center"/>
+            </w:pPr>
           </w:p>
         </w:tc>
         <w:tc>
           <w:tcPr>
             <w:tcW w:w="4820" w:type="dxa"/>
-          </w:tcPr>
-          <w:p>
-            <w:pPr>
-              <w:jc w:val="center"/>
-            </w:pPr>
-          </w:p>
-        </w:tc>
-        <w:tc>
-          <w:tcPr>
-            <w:tcW w:w="4252" w:type="dxa"/>
-          </w:tcPr>
-          <w:p>
-            <w:pPr>
-              <w:jc w:val="center"/>
-            </w:pPr>
+            <w:shd w:val="clear" w:color="auto" w:fill="F2F2F2" w:themeFill="background1" w:themeFillShade="F2"/>
+          </w:tcPr>
+          <w:p>
+            <w:pPr>
+              <w:jc w:val="center"/>
+            </w:pPr>
+            <w:r>
+              <w:t xml:space="preserve">Averages of total larval </w:t>
+            </w:r>
+            <w:r>
+              <w:t>for each individual survey.</w:t>
+            </w:r>
+          </w:p>
+          <w:p>
+            <w:pPr>
+              <w:jc w:val="center"/>
+            </w:pPr>
+            <w:r>
+              <w:t xml:space="preserve">2017 </w:t>
+            </w:r>
+            <w:r>
+              <w:t>–</w:t>
+            </w:r>
+            <w:r>
+              <w:t xml:space="preserve"> 2021</w:t>
+            </w:r>
+          </w:p>
+          <w:p>
+            <w:pPr>
+              <w:jc w:val="center"/>
+            </w:pPr>
+            <w:r>
+              <w:t>2022 was the year Darren was going to work on then left. Tracey never trained in it, so wasn’t measured.</w:t>
+            </w:r>
           </w:p>
         </w:tc>
       </w:tr>
       <w:tr>
         <w:tc>
           <w:tcPr>
-            <w:tcW w:w="2552" w:type="dxa"/>
-            <w:shd w:val="clear" w:color="auto" w:fill="F2F2F2" w:themeFill="background1" w:themeFillShade="F2"/>
+            <w:tcW w:w="2611" w:type="dxa"/>
           </w:tcPr>
           <w:p>
             <w:pPr>
               <w:jc w:val="right"/>
             </w:pPr>
             <w:r>
-              <w:t>Biomass 30m.csv</w:t>
-            </w:r>
+              <w:t>Full Larval – Before Jan 2025 adjustment.csv</w:t>
+            </w:r>
+          </w:p>
+        </w:tc>
+        <w:tc>
+          <w:tcPr>
+            <w:tcW w:w="2209" w:type="dxa"/>
+          </w:tcPr>
+          <w:p>
+            <w:pPr>
+              <w:jc w:val="center"/>
+            </w:pPr>
+          </w:p>
+        </w:tc>
+        <w:tc>
+          <w:tcPr>
+            <w:tcW w:w="1984" w:type="dxa"/>
+          </w:tcPr>
+          <w:p>
+            <w:pPr>
+              <w:jc w:val="center"/>
+            </w:pPr>
           </w:p>
         </w:tc>
         <w:tc>
           <w:tcPr>
             <w:tcW w:w="4820" w:type="dxa"/>
-            <w:shd w:val="clear" w:color="auto" w:fill="F2F2F2" w:themeFill="background1" w:themeFillShade="F2"/>
-          </w:tcPr>
-          <w:p>
-            <w:pPr>
-              <w:jc w:val="center"/>
-            </w:pPr>
-          </w:p>
-        </w:tc>
-        <w:tc>
-          <w:tcPr>
-            <w:tcW w:w="4252" w:type="dxa"/>
-            <w:shd w:val="clear" w:color="auto" w:fill="F2F2F2" w:themeFill="background1" w:themeFillShade="F2"/>
-          </w:tcPr>
-          <w:p>
-            <w:pPr>
-              <w:jc w:val="center"/>
-            </w:pPr>
+          </w:tcPr>
+          <w:p>
+            <w:pPr>
+              <w:jc w:val="center"/>
+            </w:pPr>
+            <w:r>
+              <w:t>Duplicate so there is an original before any adjustment made in code.</w:t>
+            </w:r>
           </w:p>
         </w:tc>
       </w:tr>
       <w:tr>
         <w:tc>
           <w:tcPr>
-            <w:tcW w:w="2552" w:type="dxa"/>
+            <w:tcW w:w="2611" w:type="dxa"/>
+            <w:shd w:val="clear" w:color="auto" w:fill="F2F2F2" w:themeFill="background1" w:themeFillShade="F2"/>
           </w:tcPr>
           <w:p>
             <w:pPr>
               <w:jc w:val="right"/>
             </w:pPr>
             <w:r>
-              <w:t>SB Climate.csv</w:t>
-            </w:r>
+              <w:t>NAFO_subunites.csv</w:t>
+            </w:r>
+          </w:p>
+        </w:tc>
+        <w:tc>
+          <w:tcPr>
+            <w:tcW w:w="2209" w:type="dxa"/>
+            <w:shd w:val="clear" w:color="auto" w:fill="F2F2F2" w:themeFill="background1" w:themeFillShade="F2"/>
+          </w:tcPr>
+          <w:p>
+            <w:pPr>
+              <w:jc w:val="center"/>
+            </w:pPr>
+          </w:p>
+        </w:tc>
+        <w:tc>
+          <w:tcPr>
+            <w:tcW w:w="1984" w:type="dxa"/>
+            <w:shd w:val="clear" w:color="auto" w:fill="F2F2F2" w:themeFill="background1" w:themeFillShade="F2"/>
+          </w:tcPr>
+          <w:p>
+            <w:pPr>
+              <w:jc w:val="center"/>
+            </w:pPr>
           </w:p>
         </w:tc>
         <w:tc>
           <w:tcPr>
             <w:tcW w:w="4820" w:type="dxa"/>
-          </w:tcPr>
-          <w:p>
-            <w:pPr>
-              <w:jc w:val="center"/>
-            </w:pPr>
-          </w:p>
-        </w:tc>
-        <w:tc>
-          <w:tcPr>
-            <w:tcW w:w="4252" w:type="dxa"/>
-          </w:tcPr>
-          <w:p>
-            <w:pPr>
-              <w:jc w:val="center"/>
-            </w:pPr>
+            <w:shd w:val="clear" w:color="auto" w:fill="F2F2F2" w:themeFill="background1" w:themeFillShade="F2"/>
+          </w:tcPr>
+          <w:p>
+            <w:pPr>
+              <w:jc w:val="center"/>
+            </w:pPr>
+            <w:r>
+              <w:t>Does this have to be in Main Data folder? Is this repeated anywhere (Boxes maybe?) that would make more sense?</w:t>
+            </w:r>
           </w:p>
         </w:tc>
       </w:tr>
       <w:tr>
         <w:tc>
           <w:tcPr>
-            <w:tcW w:w="2552" w:type="dxa"/>
-            <w:shd w:val="clear" w:color="auto" w:fill="F2F2F2" w:themeFill="background1" w:themeFillShade="F2"/>
+            <w:tcW w:w="2611" w:type="dxa"/>
           </w:tcPr>
           <w:p>
             <w:pPr>
               <w:jc w:val="right"/>
             </w:pPr>
             <w:r>
-              <w:t>GB Climate.csv</w:t>
-            </w:r>
+              <w:t>LarvalWithReplicates.csv</w:t>
+            </w:r>
+          </w:p>
+        </w:tc>
+        <w:tc>
+          <w:tcPr>
+            <w:tcW w:w="2209" w:type="dxa"/>
+          </w:tcPr>
+          <w:p>
+            <w:pPr>
+              <w:jc w:val="center"/>
+            </w:pPr>
+          </w:p>
+        </w:tc>
+        <w:tc>
+          <w:tcPr>
+            <w:tcW w:w="1984" w:type="dxa"/>
+          </w:tcPr>
+          <w:p>
+            <w:pPr>
+              <w:jc w:val="center"/>
+            </w:pPr>
           </w:p>
         </w:tc>
         <w:tc>
           <w:tcPr>
             <w:tcW w:w="4820" w:type="dxa"/>
-            <w:shd w:val="clear" w:color="auto" w:fill="F2F2F2" w:themeFill="background1" w:themeFillShade="F2"/>
-          </w:tcPr>
-          <w:p>
-            <w:pPr>
-              <w:jc w:val="center"/>
-            </w:pPr>
-          </w:p>
-        </w:tc>
-        <w:tc>
-          <w:tcPr>
-            <w:tcW w:w="4252" w:type="dxa"/>
-            <w:shd w:val="clear" w:color="auto" w:fill="F2F2F2" w:themeFill="background1" w:themeFillShade="F2"/>
-          </w:tcPr>
-          <w:p>
-            <w:pPr>
-              <w:jc w:val="center"/>
-            </w:pPr>
+          </w:tcPr>
+          <w:p>
+            <w:pPr>
+              <w:jc w:val="center"/>
+            </w:pPr>
+            <w:r>
+              <w:t>Each individual larvae.</w:t>
+            </w:r>
           </w:p>
         </w:tc>
       </w:tr>
       <w:tr>
         <w:tc>
           <w:tcPr>
-            <w:tcW w:w="2552" w:type="dxa"/>
+            <w:tcW w:w="2611" w:type="dxa"/>
+            <w:shd w:val="clear" w:color="auto" w:fill="F2F2F2" w:themeFill="background1" w:themeFillShade="F2"/>
           </w:tcPr>
           <w:p>
             <w:pPr>
               <w:jc w:val="right"/>
             </w:pPr>
             <w:r>
+              <w:t>timGrounds.csv</w:t>
+            </w:r>
+          </w:p>
+        </w:tc>
+        <w:tc>
+          <w:tcPr>
+            <w:tcW w:w="2209" w:type="dxa"/>
+            <w:shd w:val="clear" w:color="auto" w:fill="F2F2F2" w:themeFill="background1" w:themeFillShade="F2"/>
+          </w:tcPr>
+          <w:p>
+            <w:pPr>
+              <w:jc w:val="center"/>
+            </w:pPr>
+          </w:p>
+        </w:tc>
+        <w:tc>
+          <w:tcPr>
+            <w:tcW w:w="1984" w:type="dxa"/>
+            <w:shd w:val="clear" w:color="auto" w:fill="F2F2F2" w:themeFill="background1" w:themeFillShade="F2"/>
+          </w:tcPr>
+          <w:p>
+            <w:pPr>
+              <w:jc w:val="center"/>
+            </w:pPr>
+          </w:p>
+        </w:tc>
+        <w:tc>
+          <w:tcPr>
+            <w:tcW w:w="4820" w:type="dxa"/>
+            <w:shd w:val="clear" w:color="auto" w:fill="F2F2F2" w:themeFill="background1" w:themeFillShade="F2"/>
+          </w:tcPr>
+          <w:p>
+            <w:pPr>
+              <w:jc w:val="center"/>
+            </w:pPr>
+            <w:r>
+              <w:t>Pretty sure this is a duplicate and is in Boxes.</w:t>
+            </w:r>
+          </w:p>
+        </w:tc>
+      </w:tr>
+      <w:tr>
+        <w:tc>
+          <w:tcPr>
+            <w:tcW w:w="2611" w:type="dxa"/>
+          </w:tcPr>
+          <w:p>
+            <w:pPr>
+              <w:jc w:val="right"/>
+            </w:pPr>
+            <w:r>
+              <w:t>WeightAtAge.csv</w:t>
+            </w:r>
+          </w:p>
+        </w:tc>
+        <w:tc>
+          <w:tcPr>
+            <w:tcW w:w="2209" w:type="dxa"/>
+          </w:tcPr>
+          <w:p>
+            <w:pPr>
+              <w:jc w:val="center"/>
+            </w:pPr>
+          </w:p>
+        </w:tc>
+        <w:tc>
+          <w:tcPr>
+            <w:tcW w:w="1984" w:type="dxa"/>
+          </w:tcPr>
+          <w:p>
+            <w:pPr>
+              <w:jc w:val="center"/>
+            </w:pPr>
+          </w:p>
+        </w:tc>
+        <w:tc>
+          <w:tcPr>
+            <w:tcW w:w="4820" w:type="dxa"/>
+          </w:tcPr>
+          <w:p>
+            <w:pPr>
+              <w:jc w:val="center"/>
+            </w:pPr>
+            <w:r>
+              <w:t>Weight at Age for each age group. 1970 – 2021.</w:t>
+            </w:r>
+          </w:p>
+          <w:p>
+            <w:pPr>
+              <w:jc w:val="center"/>
+            </w:pPr>
+            <w:r>
+              <w:t>From DFO?</w:t>
+            </w:r>
+          </w:p>
+        </w:tc>
+      </w:tr>
+      <w:tr>
+        <w:tc>
+          <w:tcPr>
+            <w:tcW w:w="2611" w:type="dxa"/>
+            <w:shd w:val="clear" w:color="auto" w:fill="F2F2F2" w:themeFill="background1" w:themeFillShade="F2"/>
+          </w:tcPr>
+          <w:p>
+            <w:pPr>
+              <w:jc w:val="right"/>
+            </w:pPr>
+            <w:r>
+              <w:t>Performance Total.csv</w:t>
+            </w:r>
+          </w:p>
+        </w:tc>
+        <w:tc>
+          <w:tcPr>
+            <w:tcW w:w="2209" w:type="dxa"/>
+            <w:shd w:val="clear" w:color="auto" w:fill="F2F2F2" w:themeFill="background1" w:themeFillShade="F2"/>
+          </w:tcPr>
+          <w:p>
+            <w:pPr>
+              <w:jc w:val="center"/>
+            </w:pPr>
+          </w:p>
+        </w:tc>
+        <w:tc>
+          <w:tcPr>
+            <w:tcW w:w="1984" w:type="dxa"/>
+            <w:shd w:val="clear" w:color="auto" w:fill="F2F2F2" w:themeFill="background1" w:themeFillShade="F2"/>
+          </w:tcPr>
+          <w:p>
+            <w:pPr>
+              <w:jc w:val="center"/>
+            </w:pPr>
+          </w:p>
+        </w:tc>
+        <w:tc>
+          <w:tcPr>
+            <w:tcW w:w="4820" w:type="dxa"/>
+            <w:shd w:val="clear" w:color="auto" w:fill="F2F2F2" w:themeFill="background1" w:themeFillShade="F2"/>
+          </w:tcPr>
+          <w:p>
+            <w:pPr>
+              <w:jc w:val="center"/>
+            </w:pPr>
+            <w:r>
+              <w:t xml:space="preserve">This looks like something that is suppose to be in </w:t>
+            </w:r>
+            <w:r>
+              <w:t>SB6 2022.  Can this be deleted?</w:t>
+            </w:r>
+          </w:p>
+        </w:tc>
+      </w:tr>
+      <w:tr>
+        <w:tc>
+          <w:tcPr>
+            <w:tcW w:w="2611" w:type="dxa"/>
+          </w:tcPr>
+          <w:p>
+            <w:pPr>
+              <w:jc w:val="right"/>
+            </w:pPr>
+            <w:r>
+              <w:t>Biomass SST.csv</w:t>
+            </w:r>
+          </w:p>
+        </w:tc>
+        <w:tc>
+          <w:tcPr>
+            <w:tcW w:w="2209" w:type="dxa"/>
+          </w:tcPr>
+          <w:p>
+            <w:pPr>
+              <w:jc w:val="center"/>
+            </w:pPr>
+          </w:p>
+        </w:tc>
+        <w:tc>
+          <w:tcPr>
+            <w:tcW w:w="1984" w:type="dxa"/>
+          </w:tcPr>
+          <w:p>
+            <w:pPr>
+              <w:jc w:val="center"/>
+            </w:pPr>
+          </w:p>
+        </w:tc>
+        <w:tc>
+          <w:tcPr>
+            <w:tcW w:w="4820" w:type="dxa"/>
+          </w:tcPr>
+          <w:p>
+            <w:pPr>
+              <w:jc w:val="center"/>
+            </w:pPr>
+            <w:r>
+              <w:t>Hasn’t changed since 2022.</w:t>
+            </w:r>
+            <w:r>
+              <w:t xml:space="preserve"> Put in an ‘old/outdated folder’?</w:t>
+            </w:r>
+          </w:p>
+        </w:tc>
+      </w:tr>
+      <w:tr>
+        <w:tc>
+          <w:tcPr>
+            <w:tcW w:w="2611" w:type="dxa"/>
+            <w:shd w:val="clear" w:color="auto" w:fill="F2F2F2" w:themeFill="background1" w:themeFillShade="F2"/>
+          </w:tcPr>
+          <w:p>
+            <w:pPr>
+              <w:jc w:val="right"/>
+            </w:pPr>
+            <w:r>
+              <w:t>Biomass 30m.csv</w:t>
+            </w:r>
+          </w:p>
+        </w:tc>
+        <w:tc>
+          <w:tcPr>
+            <w:tcW w:w="2209" w:type="dxa"/>
+            <w:shd w:val="clear" w:color="auto" w:fill="F2F2F2" w:themeFill="background1" w:themeFillShade="F2"/>
+          </w:tcPr>
+          <w:p>
+            <w:pPr>
+              <w:jc w:val="center"/>
+            </w:pPr>
+          </w:p>
+        </w:tc>
+        <w:tc>
+          <w:tcPr>
+            <w:tcW w:w="1984" w:type="dxa"/>
+            <w:shd w:val="clear" w:color="auto" w:fill="F2F2F2" w:themeFill="background1" w:themeFillShade="F2"/>
+          </w:tcPr>
+          <w:p>
+            <w:pPr>
+              <w:jc w:val="center"/>
+            </w:pPr>
+          </w:p>
+        </w:tc>
+        <w:tc>
+          <w:tcPr>
+            <w:tcW w:w="4820" w:type="dxa"/>
+            <w:shd w:val="clear" w:color="auto" w:fill="F2F2F2" w:themeFill="background1" w:themeFillShade="F2"/>
+          </w:tcPr>
+          <w:p>
+            <w:pPr>
+              <w:jc w:val="center"/>
+            </w:pPr>
+            <w:r>
+              <w:t>Hasn’t changed since 2022. Put in an ‘old/outdated folder’?</w:t>
+            </w:r>
+          </w:p>
+        </w:tc>
+      </w:tr>
+      <w:tr>
+        <w:tc>
+          <w:tcPr>
+            <w:tcW w:w="2611" w:type="dxa"/>
+          </w:tcPr>
+          <w:p>
+            <w:pPr>
+              <w:jc w:val="right"/>
+            </w:pPr>
+            <w:r>
+              <w:t>SB Climate.csv</w:t>
+            </w:r>
+          </w:p>
+        </w:tc>
+        <w:tc>
+          <w:tcPr>
+            <w:tcW w:w="2209" w:type="dxa"/>
+          </w:tcPr>
+          <w:p>
+            <w:pPr>
+              <w:jc w:val="center"/>
+            </w:pPr>
+          </w:p>
+        </w:tc>
+        <w:tc>
+          <w:tcPr>
+            <w:tcW w:w="1984" w:type="dxa"/>
+          </w:tcPr>
+          <w:p>
+            <w:pPr>
+              <w:jc w:val="center"/>
+            </w:pPr>
+          </w:p>
+        </w:tc>
+        <w:tc>
+          <w:tcPr>
+            <w:tcW w:w="4820" w:type="dxa"/>
+          </w:tcPr>
+          <w:p>
+            <w:pPr>
+              <w:jc w:val="center"/>
+            </w:pPr>
+            <w:r>
+              <w:t>Hasn’t changed since 2022. Put in an ‘old/outdated folder’?</w:t>
+            </w:r>
+          </w:p>
+        </w:tc>
+      </w:tr>
+      <w:tr>
+        <w:tc>
+          <w:tcPr>
+            <w:tcW w:w="2611" w:type="dxa"/>
+            <w:shd w:val="clear" w:color="auto" w:fill="F2F2F2" w:themeFill="background1" w:themeFillShade="F2"/>
+          </w:tcPr>
+          <w:p>
+            <w:pPr>
+              <w:jc w:val="right"/>
+            </w:pPr>
+            <w:r>
+              <w:t>GB Climate.csv</w:t>
+            </w:r>
+          </w:p>
+        </w:tc>
+        <w:tc>
+          <w:tcPr>
+            <w:tcW w:w="2209" w:type="dxa"/>
+            <w:shd w:val="clear" w:color="auto" w:fill="F2F2F2" w:themeFill="background1" w:themeFillShade="F2"/>
+          </w:tcPr>
+          <w:p>
+            <w:pPr>
+              <w:jc w:val="center"/>
+            </w:pPr>
+          </w:p>
+        </w:tc>
+        <w:tc>
+          <w:tcPr>
+            <w:tcW w:w="1984" w:type="dxa"/>
+            <w:shd w:val="clear" w:color="auto" w:fill="F2F2F2" w:themeFill="background1" w:themeFillShade="F2"/>
+          </w:tcPr>
+          <w:p>
+            <w:pPr>
+              <w:jc w:val="center"/>
+            </w:pPr>
+          </w:p>
+        </w:tc>
+        <w:tc>
+          <w:tcPr>
+            <w:tcW w:w="4820" w:type="dxa"/>
+            <w:shd w:val="clear" w:color="auto" w:fill="F2F2F2" w:themeFill="background1" w:themeFillShade="F2"/>
+          </w:tcPr>
+          <w:p>
+            <w:pPr>
+              <w:jc w:val="center"/>
+            </w:pPr>
+            <w:r>
+              <w:t>Hasn’t changed since 2022. Put in an ‘old/outdated folder’?</w:t>
+            </w:r>
+          </w:p>
+        </w:tc>
+      </w:tr>
+      <w:tr>
+        <w:tc>
+          <w:tcPr>
+            <w:tcW w:w="2611" w:type="dxa"/>
+          </w:tcPr>
+          <w:p>
+            <w:pPr>
+              <w:jc w:val="right"/>
+            </w:pPr>
+            <w:r>
               <w:t>Biomass Base.csv</w:t>
             </w:r>
           </w:p>
         </w:tc>
         <w:tc>
           <w:tcPr>
+            <w:tcW w:w="2209" w:type="dxa"/>
+          </w:tcPr>
+          <w:p>
+            <w:pPr>
+              <w:jc w:val="center"/>
+            </w:pPr>
+          </w:p>
+        </w:tc>
+        <w:tc>
+          <w:tcPr>
+            <w:tcW w:w="1984" w:type="dxa"/>
+          </w:tcPr>
+          <w:p>
+            <w:pPr>
+              <w:jc w:val="center"/>
+            </w:pPr>
+          </w:p>
+        </w:tc>
+        <w:tc>
+          <w:tcPr>
             <w:tcW w:w="4820" w:type="dxa"/>
           </w:tcPr>
           <w:p>
             <w:pPr>
               <w:jc w:val="center"/>
             </w:pPr>
-          </w:p>
-        </w:tc>
-        <w:tc>
-          <w:tcPr>
-            <w:tcW w:w="4252" w:type="dxa"/>
-          </w:tcPr>
-          <w:p>
-            <w:pPr>
-              <w:jc w:val="center"/>
-            </w:pPr>
+            <w:r>
+              <w:t>Hasn’t changed since 2022. Put in an ‘old/outdated folder’?</w:t>
+            </w:r>
           </w:p>
         </w:tc>
       </w:tr>
@@ -1181,6 +1831,230 @@
     </w:lvl>
   </w:abstractNum>
   <w:abstractNum w:abstractNumId="2" w15:restartNumberingAfterBreak="0">
+    <w:nsid w:val="38380C73"/>
+    <w:multiLevelType w:val="hybridMultilevel"/>
+    <w:tmpl w:val="72F20AAA"/>
+    <w:lvl w:ilvl="0" w:tplc="D3A29F12">
+      <w:numFmt w:val="bullet"/>
+      <w:lvlText w:val="-"/>
+      <w:lvlJc w:val="left"/>
+      <w:pPr>
+        <w:ind w:left="720" w:hanging="360"/>
+      </w:pPr>
+      <w:rPr>
+        <w:rFonts w:ascii="Aptos" w:eastAsiaTheme="minorHAnsi" w:hAnsi="Aptos" w:cstheme="minorBidi" w:hint="default"/>
+      </w:rPr>
+    </w:lvl>
+    <w:lvl w:ilvl="1" w:tplc="10090003" w:tentative="1">
+      <w:start w:val="1"/>
+      <w:numFmt w:val="bullet"/>
+      <w:lvlText w:val="o"/>
+      <w:lvlJc w:val="left"/>
+      <w:pPr>
+        <w:ind w:left="1440" w:hanging="360"/>
+      </w:pPr>
+      <w:rPr>
+        <w:rFonts w:ascii="Courier New" w:hAnsi="Courier New" w:cs="Courier New" w:hint="default"/>
+      </w:rPr>
+    </w:lvl>
+    <w:lvl w:ilvl="2" w:tplc="10090005" w:tentative="1">
+      <w:start w:val="1"/>
+      <w:numFmt w:val="bullet"/>
+      <w:lvlText w:val=""/>
+      <w:lvlJc w:val="left"/>
+      <w:pPr>
+        <w:ind w:left="2160" w:hanging="360"/>
+      </w:pPr>
+      <w:rPr>
+        <w:rFonts w:ascii="Wingdings" w:hAnsi="Wingdings" w:hint="default"/>
+      </w:rPr>
+    </w:lvl>
+    <w:lvl w:ilvl="3" w:tplc="10090001" w:tentative="1">
+      <w:start w:val="1"/>
+      <w:numFmt w:val="bullet"/>
+      <w:lvlText w:val=""/>
+      <w:lvlJc w:val="left"/>
+      <w:pPr>
+        <w:ind w:left="2880" w:hanging="360"/>
+      </w:pPr>
+      <w:rPr>
+        <w:rFonts w:ascii="Symbol" w:hAnsi="Symbol" w:hint="default"/>
+      </w:rPr>
+    </w:lvl>
+    <w:lvl w:ilvl="4" w:tplc="10090003" w:tentative="1">
+      <w:start w:val="1"/>
+      <w:numFmt w:val="bullet"/>
+      <w:lvlText w:val="o"/>
+      <w:lvlJc w:val="left"/>
+      <w:pPr>
+        <w:ind w:left="3600" w:hanging="360"/>
+      </w:pPr>
+      <w:rPr>
+        <w:rFonts w:ascii="Courier New" w:hAnsi="Courier New" w:cs="Courier New" w:hint="default"/>
+      </w:rPr>
+    </w:lvl>
+    <w:lvl w:ilvl="5" w:tplc="10090005" w:tentative="1">
+      <w:start w:val="1"/>
+      <w:numFmt w:val="bullet"/>
+      <w:lvlText w:val=""/>
+      <w:lvlJc w:val="left"/>
+      <w:pPr>
+        <w:ind w:left="4320" w:hanging="360"/>
+      </w:pPr>
+      <w:rPr>
+        <w:rFonts w:ascii="Wingdings" w:hAnsi="Wingdings" w:hint="default"/>
+      </w:rPr>
+    </w:lvl>
+    <w:lvl w:ilvl="6" w:tplc="10090001" w:tentative="1">
+      <w:start w:val="1"/>
+      <w:numFmt w:val="bullet"/>
+      <w:lvlText w:val=""/>
+      <w:lvlJc w:val="left"/>
+      <w:pPr>
+        <w:ind w:left="5040" w:hanging="360"/>
+      </w:pPr>
+      <w:rPr>
+        <w:rFonts w:ascii="Symbol" w:hAnsi="Symbol" w:hint="default"/>
+      </w:rPr>
+    </w:lvl>
+    <w:lvl w:ilvl="7" w:tplc="10090003" w:tentative="1">
+      <w:start w:val="1"/>
+      <w:numFmt w:val="bullet"/>
+      <w:lvlText w:val="o"/>
+      <w:lvlJc w:val="left"/>
+      <w:pPr>
+        <w:ind w:left="5760" w:hanging="360"/>
+      </w:pPr>
+      <w:rPr>
+        <w:rFonts w:ascii="Courier New" w:hAnsi="Courier New" w:cs="Courier New" w:hint="default"/>
+      </w:rPr>
+    </w:lvl>
+    <w:lvl w:ilvl="8" w:tplc="10090005" w:tentative="1">
+      <w:start w:val="1"/>
+      <w:numFmt w:val="bullet"/>
+      <w:lvlText w:val=""/>
+      <w:lvlJc w:val="left"/>
+      <w:pPr>
+        <w:ind w:left="6480" w:hanging="360"/>
+      </w:pPr>
+      <w:rPr>
+        <w:rFonts w:ascii="Wingdings" w:hAnsi="Wingdings" w:hint="default"/>
+      </w:rPr>
+    </w:lvl>
+  </w:abstractNum>
+  <w:abstractNum w:abstractNumId="3" w15:restartNumberingAfterBreak="0">
+    <w:nsid w:val="49712F10"/>
+    <w:multiLevelType w:val="hybridMultilevel"/>
+    <w:tmpl w:val="D4D22A04"/>
+    <w:lvl w:ilvl="0" w:tplc="D3A29F12">
+      <w:numFmt w:val="bullet"/>
+      <w:lvlText w:val="-"/>
+      <w:lvlJc w:val="left"/>
+      <w:pPr>
+        <w:ind w:left="720" w:hanging="360"/>
+      </w:pPr>
+      <w:rPr>
+        <w:rFonts w:ascii="Aptos" w:eastAsiaTheme="minorHAnsi" w:hAnsi="Aptos" w:cstheme="minorBidi" w:hint="default"/>
+      </w:rPr>
+    </w:lvl>
+    <w:lvl w:ilvl="1" w:tplc="10090003" w:tentative="1">
+      <w:start w:val="1"/>
+      <w:numFmt w:val="bullet"/>
+      <w:lvlText w:val="o"/>
+      <w:lvlJc w:val="left"/>
+      <w:pPr>
+        <w:ind w:left="1440" w:hanging="360"/>
+      </w:pPr>
+      <w:rPr>
+        <w:rFonts w:ascii="Courier New" w:hAnsi="Courier New" w:cs="Courier New" w:hint="default"/>
+      </w:rPr>
+    </w:lvl>
+    <w:lvl w:ilvl="2" w:tplc="10090005" w:tentative="1">
+      <w:start w:val="1"/>
+      <w:numFmt w:val="bullet"/>
+      <w:lvlText w:val=""/>
+      <w:lvlJc w:val="left"/>
+      <w:pPr>
+        <w:ind w:left="2160" w:hanging="360"/>
+      </w:pPr>
+      <w:rPr>
+        <w:rFonts w:ascii="Wingdings" w:hAnsi="Wingdings" w:hint="default"/>
+      </w:rPr>
+    </w:lvl>
+    <w:lvl w:ilvl="3" w:tplc="10090001" w:tentative="1">
+      <w:start w:val="1"/>
+      <w:numFmt w:val="bullet"/>
+      <w:lvlText w:val=""/>
+      <w:lvlJc w:val="left"/>
+      <w:pPr>
+        <w:ind w:left="2880" w:hanging="360"/>
+      </w:pPr>
+      <w:rPr>
+        <w:rFonts w:ascii="Symbol" w:hAnsi="Symbol" w:hint="default"/>
+      </w:rPr>
+    </w:lvl>
+    <w:lvl w:ilvl="4" w:tplc="10090003" w:tentative="1">
+      <w:start w:val="1"/>
+      <w:numFmt w:val="bullet"/>
+      <w:lvlText w:val="o"/>
+      <w:lvlJc w:val="left"/>
+      <w:pPr>
+        <w:ind w:left="3600" w:hanging="360"/>
+      </w:pPr>
+      <w:rPr>
+        <w:rFonts w:ascii="Courier New" w:hAnsi="Courier New" w:cs="Courier New" w:hint="default"/>
+      </w:rPr>
+    </w:lvl>
+    <w:lvl w:ilvl="5" w:tplc="10090005" w:tentative="1">
+      <w:start w:val="1"/>
+      <w:numFmt w:val="bullet"/>
+      <w:lvlText w:val=""/>
+      <w:lvlJc w:val="left"/>
+      <w:pPr>
+        <w:ind w:left="4320" w:hanging="360"/>
+      </w:pPr>
+      <w:rPr>
+        <w:rFonts w:ascii="Wingdings" w:hAnsi="Wingdings" w:hint="default"/>
+      </w:rPr>
+    </w:lvl>
+    <w:lvl w:ilvl="6" w:tplc="10090001" w:tentative="1">
+      <w:start w:val="1"/>
+      <w:numFmt w:val="bullet"/>
+      <w:lvlText w:val=""/>
+      <w:lvlJc w:val="left"/>
+      <w:pPr>
+        <w:ind w:left="5040" w:hanging="360"/>
+      </w:pPr>
+      <w:rPr>
+        <w:rFonts w:ascii="Symbol" w:hAnsi="Symbol" w:hint="default"/>
+      </w:rPr>
+    </w:lvl>
+    <w:lvl w:ilvl="7" w:tplc="10090003" w:tentative="1">
+      <w:start w:val="1"/>
+      <w:numFmt w:val="bullet"/>
+      <w:lvlText w:val="o"/>
+      <w:lvlJc w:val="left"/>
+      <w:pPr>
+        <w:ind w:left="5760" w:hanging="360"/>
+      </w:pPr>
+      <w:rPr>
+        <w:rFonts w:ascii="Courier New" w:hAnsi="Courier New" w:cs="Courier New" w:hint="default"/>
+      </w:rPr>
+    </w:lvl>
+    <w:lvl w:ilvl="8" w:tplc="10090005" w:tentative="1">
+      <w:start w:val="1"/>
+      <w:numFmt w:val="bullet"/>
+      <w:lvlText w:val=""/>
+      <w:lvlJc w:val="left"/>
+      <w:pPr>
+        <w:ind w:left="6480" w:hanging="360"/>
+      </w:pPr>
+      <w:rPr>
+        <w:rFonts w:ascii="Wingdings" w:hAnsi="Wingdings" w:hint="default"/>
+      </w:rPr>
+    </w:lvl>
+  </w:abstractNum>
+  <w:abstractNum w:abstractNumId="4" w15:restartNumberingAfterBreak="0">
     <w:nsid w:val="71313C97"/>
     <w:multiLevelType w:val="hybridMultilevel"/>
     <w:tmpl w:val="AF8AE082"/>
@@ -1193,6 +2067,119 @@
       </w:pPr>
       <w:rPr>
         <w:rFonts w:ascii="Aptos" w:eastAsiaTheme="minorHAnsi" w:hAnsi="Aptos" w:cstheme="minorBidi" w:hint="default"/>
+      </w:rPr>
+    </w:lvl>
+    <w:lvl w:ilvl="1" w:tplc="10090003" w:tentative="1">
+      <w:start w:val="1"/>
+      <w:numFmt w:val="bullet"/>
+      <w:lvlText w:val="o"/>
+      <w:lvlJc w:val="left"/>
+      <w:pPr>
+        <w:ind w:left="1440" w:hanging="360"/>
+      </w:pPr>
+      <w:rPr>
+        <w:rFonts w:ascii="Courier New" w:hAnsi="Courier New" w:cs="Courier New" w:hint="default"/>
+      </w:rPr>
+    </w:lvl>
+    <w:lvl w:ilvl="2" w:tplc="10090005" w:tentative="1">
+      <w:start w:val="1"/>
+      <w:numFmt w:val="bullet"/>
+      <w:lvlText w:val=""/>
+      <w:lvlJc w:val="left"/>
+      <w:pPr>
+        <w:ind w:left="2160" w:hanging="360"/>
+      </w:pPr>
+      <w:rPr>
+        <w:rFonts w:ascii="Wingdings" w:hAnsi="Wingdings" w:hint="default"/>
+      </w:rPr>
+    </w:lvl>
+    <w:lvl w:ilvl="3" w:tplc="10090001" w:tentative="1">
+      <w:start w:val="1"/>
+      <w:numFmt w:val="bullet"/>
+      <w:lvlText w:val=""/>
+      <w:lvlJc w:val="left"/>
+      <w:pPr>
+        <w:ind w:left="2880" w:hanging="360"/>
+      </w:pPr>
+      <w:rPr>
+        <w:rFonts w:ascii="Symbol" w:hAnsi="Symbol" w:hint="default"/>
+      </w:rPr>
+    </w:lvl>
+    <w:lvl w:ilvl="4" w:tplc="10090003" w:tentative="1">
+      <w:start w:val="1"/>
+      <w:numFmt w:val="bullet"/>
+      <w:lvlText w:val="o"/>
+      <w:lvlJc w:val="left"/>
+      <w:pPr>
+        <w:ind w:left="3600" w:hanging="360"/>
+      </w:pPr>
+      <w:rPr>
+        <w:rFonts w:ascii="Courier New" w:hAnsi="Courier New" w:cs="Courier New" w:hint="default"/>
+      </w:rPr>
+    </w:lvl>
+    <w:lvl w:ilvl="5" w:tplc="10090005" w:tentative="1">
+      <w:start w:val="1"/>
+      <w:numFmt w:val="bullet"/>
+      <w:lvlText w:val=""/>
+      <w:lvlJc w:val="left"/>
+      <w:pPr>
+        <w:ind w:left="4320" w:hanging="360"/>
+      </w:pPr>
+      <w:rPr>
+        <w:rFonts w:ascii="Wingdings" w:hAnsi="Wingdings" w:hint="default"/>
+      </w:rPr>
+    </w:lvl>
+    <w:lvl w:ilvl="6" w:tplc="10090001" w:tentative="1">
+      <w:start w:val="1"/>
+      <w:numFmt w:val="bullet"/>
+      <w:lvlText w:val=""/>
+      <w:lvlJc w:val="left"/>
+      <w:pPr>
+        <w:ind w:left="5040" w:hanging="360"/>
+      </w:pPr>
+      <w:rPr>
+        <w:rFonts w:ascii="Symbol" w:hAnsi="Symbol" w:hint="default"/>
+      </w:rPr>
+    </w:lvl>
+    <w:lvl w:ilvl="7" w:tplc="10090003" w:tentative="1">
+      <w:start w:val="1"/>
+      <w:numFmt w:val="bullet"/>
+      <w:lvlText w:val="o"/>
+      <w:lvlJc w:val="left"/>
+      <w:pPr>
+        <w:ind w:left="5760" w:hanging="360"/>
+      </w:pPr>
+      <w:rPr>
+        <w:rFonts w:ascii="Courier New" w:hAnsi="Courier New" w:cs="Courier New" w:hint="default"/>
+      </w:rPr>
+    </w:lvl>
+    <w:lvl w:ilvl="8" w:tplc="10090005" w:tentative="1">
+      <w:start w:val="1"/>
+      <w:numFmt w:val="bullet"/>
+      <w:lvlText w:val=""/>
+      <w:lvlJc w:val="left"/>
+      <w:pPr>
+        <w:ind w:left="6480" w:hanging="360"/>
+      </w:pPr>
+      <w:rPr>
+        <w:rFonts w:ascii="Wingdings" w:hAnsi="Wingdings" w:hint="default"/>
+      </w:rPr>
+    </w:lvl>
+  </w:abstractNum>
+  <w:abstractNum w:abstractNumId="5" w15:restartNumberingAfterBreak="0">
+    <w:nsid w:val="74FC36B5"/>
+    <w:multiLevelType w:val="hybridMultilevel"/>
+    <w:tmpl w:val="14F2DF98"/>
+    <w:lvl w:ilvl="0" w:tplc="10090001">
+      <w:start w:val="1"/>
+      <w:numFmt w:val="bullet"/>
+      <w:lvlText w:val=""/>
+      <w:lvlJc w:val="left"/>
+      <w:pPr>
+        <w:ind w:left="720" w:hanging="360"/>
+      </w:pPr>
+      <w:rPr>
+        <w:rFonts w:ascii="Symbol" w:hAnsi="Symbol" w:hint="default"/>
       </w:rPr>
     </w:lvl>
     <w:lvl w:ilvl="1" w:tplc="10090003" w:tentative="1">
@@ -1299,7 +2286,16 @@
     <w:abstractNumId w:val="1"/>
   </w:num>
   <w:num w:numId="3" w16cid:durableId="690187980">
+    <w:abstractNumId w:val="4"/>
+  </w:num>
+  <w:num w:numId="4" w16cid:durableId="1115903237">
+    <w:abstractNumId w:val="5"/>
+  </w:num>
+  <w:num w:numId="5" w16cid:durableId="24141271">
     <w:abstractNumId w:val="2"/>
+  </w:num>
+  <w:num w:numId="6" w16cid:durableId="97456334">
+    <w:abstractNumId w:val="3"/>
   </w:num>
 </w:numbering>
 </file>
@@ -1908,6 +2904,7 @@
   <w:style w:type="character" w:default="1" w:styleId="DefaultParagraphFont">
     <w:name w:val="Default Paragraph Font"/>
     <w:uiPriority w:val="1"/>
+    <w:semiHidden/>
     <w:unhideWhenUsed/>
   </w:style>
   <w:style w:type="table" w:default="1" w:styleId="TableNormal">

--- a/Main Data/READ ME - Main Data.docx
+++ b/Main Data/READ ME - Main Data.docx
@@ -402,10 +402,25 @@
           </w:tcPr>
           <w:p>
             <w:r>
+              <w:t>-</w:t>
+            </w:r>
+            <w:r>
               <w:t>Update Data.R</w:t>
             </w:r>
           </w:p>
-          <w:p/>
+          <w:p>
+            <w:r>
+              <w:t>-</w:t>
+            </w:r>
+            <w:r>
+              <w:t>Survey Factors.R</w:t>
+            </w:r>
+          </w:p>
+          <w:p>
+            <w:r>
+              <w:t>-Survey Factors Markdown and Stats.Rmd</w:t>
+            </w:r>
+          </w:p>
         </w:tc>
         <w:tc>
           <w:tcPr>
@@ -467,11 +482,24 @@
             <w:shd w:val="clear" w:color="auto" w:fill="F2F2F2" w:themeFill="background1" w:themeFillShade="F2"/>
           </w:tcPr>
           <w:p>
-            <w:pPr>
-              <w:jc w:val="center"/>
-            </w:pPr>
+            <w:r>
+              <w:t>-</w:t>
+            </w:r>
             <w:r>
               <w:t>Update Data.R</w:t>
+            </w:r>
+          </w:p>
+          <w:p>
+            <w:r>
+              <w:t>-</w:t>
+            </w:r>
+            <w:r>
+              <w:t>Survey Factors.R</w:t>
+            </w:r>
+          </w:p>
+          <w:p>
+            <w:r>
+              <w:t>-Survey Factors Markdown and Stats.Rmd</w:t>
             </w:r>
           </w:p>
         </w:tc>
@@ -563,6 +591,14 @@
               <w:t>Can be put into ‘out of date/Old spreadsheets/No longer used’ folder?</w:t>
             </w:r>
           </w:p>
+          <w:p>
+            <w:pPr>
+              <w:jc w:val="center"/>
+            </w:pPr>
+            <w:r>
+              <w:t>This has likely been replaced by CTD_Raw in Source Data.</w:t>
+            </w:r>
+          </w:p>
         </w:tc>
       </w:tr>
       <w:tr>
@@ -758,6 +794,7 @@
               <w:jc w:val="right"/>
             </w:pPr>
             <w:r>
+              <w:lastRenderedPageBreak/>
               <w:t>Full Larval.csv</w:t>
             </w:r>
           </w:p>
@@ -805,7 +842,6 @@
               <w:jc w:val="center"/>
             </w:pPr>
             <w:r>
-              <w:lastRenderedPageBreak/>
               <w:t>2022 was the year Darren was going to work on then left. Tracey never trained in it, so wasn’t measured.</w:t>
             </w:r>
           </w:p>
@@ -822,7 +858,6 @@
               <w:jc w:val="right"/>
             </w:pPr>
             <w:r>
-              <w:lastRenderedPageBreak/>
               <w:t>Full Larval Jan 2025.csv</w:t>
             </w:r>
           </w:p>
